--- a/4-质量管理/运行记录类文件/040203-内部审核不符合报告.docx
+++ b/4-质量管理/运行记录类文件/040203-内部审核不符合报告.docx
@@ -2260,7 +2260,17 @@
                 <w:bCs/>
                 <w:spacing w:val="6"/>
               </w:rPr>
-              <w:t>对不符合的处置：</w:t>
+              <w:t>对不符合的处置</w:t>
+            </w:r>
+            <w:bookmarkStart w:id="1" w:name="_GoBack"/>
+            <w:bookmarkEnd w:id="1"/>
+            <w:r>
+              <w:rPr>
+                <w:b/>
+                <w:bCs/>
+                <w:spacing w:val="6"/>
+              </w:rPr>
+              <w:t>：</w:t>
             </w:r>
           </w:p>
           <w:p>
@@ -2412,15 +2422,7 @@
               <w:rPr>
                 <w:spacing w:val="4"/>
               </w:rPr>
-              <w:t>2.编制《运维工具使用效果自评估报告》模板</w:t>
-            </w:r>
-            <w:bookmarkStart w:id="1" w:name="_GoBack"/>
-            <w:bookmarkEnd w:id="1"/>
-            <w:r>
-              <w:rPr>
-                <w:spacing w:val="4"/>
-              </w:rPr>
-              <w:t>，后续对运维工具进行自评估时按此模板填写。</w:t>
+              <w:t>2.编制《运维工具使用效果自评估报告》模板，后续对运维工具进行自评估时按此模板填写。</w:t>
             </w:r>
           </w:p>
           <w:p>
@@ -2530,14 +2532,15 @@
           <w:p>
             <w:pPr>
               <w:pStyle w:val="27"/>
-              <w:spacing w:before="220" w:line="228" w:lineRule="auto"/>
-              <w:ind w:left="347"/>
-            </w:pPr>
-            <w:r>
-              <w:rPr>
-                <w:b/>
-                <w:bCs/>
-                <w:spacing w:val="-2"/>
+              <w:spacing w:before="145" w:line="228" w:lineRule="auto"/>
+              <w:ind w:left="120"/>
+              <w:rPr>
+                <w:spacing w:val="9"/>
+              </w:rPr>
+            </w:pPr>
+            <w:r>
+              <w:rPr>
+                <w:spacing w:val="9"/>
               </w:rPr>
               <w:t>已完成</w:t>
             </w:r>
